--- a/docs/BloomWatch_Research_Article.docx
+++ b/docs/BloomWatch_Research_Article.docx
@@ -2,6 +2,232 @@
 <file path=word/document.xml><?xml version="1.0" encoding="utf-8"?>
 <w:document xmlns:wpc="http://schemas.microsoft.com/office/word/2010/wordprocessingCanvas" xmlns:mo="http://schemas.microsoft.com/office/mac/office/2008/main" xmlns:mc="http://schemas.openxmlformats.org/markup-compatibility/2006" xmlns:mv="urn:schemas-microsoft-com:mac:vml" xmlns:o="urn:schemas-microsoft-com:office:office" xmlns:r="http://schemas.openxmlformats.org/officeDocument/2006/relationships" xmlns:m="http://schemas.openxmlformats.org/officeDocument/2006/math" xmlns:v="urn:schemas-microsoft-com:vml" xmlns:wp14="http://schemas.microsoft.com/office/word/2010/wordprocessingDrawing" xmlns:wp="http://schemas.openxmlformats.org/drawingml/2006/wordprocessingDrawing" xmlns:w10="urn:schemas-microsoft-com:office:word" xmlns:w="http://schemas.openxmlformats.org/wordprocessingml/2006/main" xmlns:w14="http://schemas.microsoft.com/office/word/2010/wordml" xmlns:wpg="http://schemas.microsoft.com/office/word/2010/wordprocessingGroup" xmlns:wpi="http://schemas.microsoft.com/office/word/2010/wordprocessingInk" xmlns:wne="http://schemas.microsoft.com/office/word/2006/wordml" xmlns:wps="http://schemas.microsoft.com/office/word/2010/wordprocessingShape" mc:Ignorable="w14 wp14">
   <w:body>
+    <w:p>
+      <w:pPr>
+        <w:spacing w:after="80"/>
+      </w:pPr>
+      <w:r>
+        <w:rPr>
+          <w:b/>
+          <w:i w:val="0"/>
+          <w:sz w:val="32"/>
+        </w:rPr>
+        <w:t>IRIS Registration Synopsis</w:t>
+      </w:r>
+    </w:p>
+    <w:p>
+      <w:pPr>
+        <w:spacing w:after="280"/>
+      </w:pPr>
+      <w:r>
+        <w:rPr>
+          <w:b w:val="0"/>
+          <w:i/>
+          <w:sz w:val="20"/>
+        </w:rPr>
+        <w:t>Seven-part synopsis for the IRIS online registration form, within IRIS's stated word limits. The complete research paper follows below, after the page break.</w:t>
+      </w:r>
+    </w:p>
+    <w:p>
+      <w:pPr>
+        <w:spacing w:after="40"/>
+      </w:pPr>
+      <w:r>
+        <w:rPr>
+          <w:b/>
+          <w:i w:val="0"/>
+          <w:sz w:val="24"/>
+        </w:rPr>
+        <w:t>Abstract  (242/250 words)</w:t>
+      </w:r>
+    </w:p>
+    <w:p>
+      <w:pPr>
+        <w:spacing w:after="280"/>
+      </w:pPr>
+      <w:r>
+        <w:rPr>
+          <w:b w:val="0"/>
+          <w:i w:val="0"/>
+          <w:sz w:val="22"/>
+        </w:rPr>
+        <w:t>Harmful algal blooms (HABs) cause serious economic losses for shellfish cooperatives along India's Kerala–Karnataka coast, yet no existing forecast model calibrates its predicted probabilities against real harvest-closure events. This project introduces outcome-anchored calibration — fitting Platt scaling on documented closures reported by the Central Marine Fisheries Research Institute (CMFRI) — and tests it against a full weekly forecast pipeline built on NASA VIIRS chlorophyll-a and sea surface temperature, IMD district rainfall, and an XGBoost model with 69 engineered features. Across three rolling temporal validation splits (2022 and 2024 hold-out years, N=276 pooled), the model reaches AUC 0.809, Expected Calibration Error 0.094, and Brier score 0.131 for the elevated-chlorophyll target (chl-a greater than 2 mg per cubic metre). A bootstrap power analysis (200 draws at N = 4 to 92 documented events) shows that outcome-anchored calibration never beats the raw XGBoost baseline at any tested sample size — the reason is a hard data limit: CMFRI has documented only four bloom-closure events since 2020. Cross-checking the satellite proxy against those four events also reveals a species-specific blind spot: only one crosses the chlorophyll threshold, because the other three are Trichodesmium blooms, whose pigments the standard retrieval misses. The main finding is that outcome-anchored calibration requires far more documented events than currently exist in Indian coastal records, that raw, well-calibrated boosted-tree probabilities are already operationally adequate for elevated-chlorophyll forecasting, and that the Trichodesmium blind spot is a concrete, addressable direction for future satellite-index research.</w:t>
+      </w:r>
+    </w:p>
+    <w:p>
+      <w:pPr>
+        <w:spacing w:after="40"/>
+      </w:pPr>
+      <w:r>
+        <w:rPr>
+          <w:b/>
+          <w:i w:val="0"/>
+          <w:sz w:val="24"/>
+        </w:rPr>
+        <w:t>Introduction &amp; Objective  (125/150 words)</w:t>
+      </w:r>
+    </w:p>
+    <w:p>
+      <w:pPr>
+        <w:spacing w:after="280"/>
+      </w:pPr>
+      <w:r>
+        <w:rPr>
+          <w:b w:val="0"/>
+          <w:i w:val="0"/>
+          <w:sz w:val="22"/>
+        </w:rPr>
+        <w:t>Shellfish cooperatives along Kerala and Karnataka work on narrow margins, and a bloom detected only after animals have accumulated toxins is already too late — so a forecast is only useful if farmers can trust its probability, not just its ranking. Public satellite chlorophyll-a and sea-surface-temperature records, together with India Meteorological Department rainfall and CMFRI event reports, make data-driven forecasting possible without proprietary sensors, but nearshore, farm-scale probability forecasting for Indian aquaculture remains a research gap, and probability calibration is rarely tested against real economic outcomes rather than internal cross-validation. The objective of this project is to build an automated weekly bloom-risk pipeline for this coastline and test whether calibrating its probabilities against documented harvest-closure events, rather than standard cross-validation, produces a more trustworthy forecast.</w:t>
+      </w:r>
+    </w:p>
+    <w:p>
+      <w:pPr>
+        <w:spacing w:after="40"/>
+      </w:pPr>
+      <w:r>
+        <w:rPr>
+          <w:b/>
+          <w:i w:val="0"/>
+          <w:sz w:val="24"/>
+        </w:rPr>
+        <w:t>Innovation  (94/100 words)</w:t>
+      </w:r>
+    </w:p>
+    <w:p>
+      <w:pPr>
+        <w:spacing w:after="280"/>
+      </w:pPr>
+      <w:r>
+        <w:rPr>
+          <w:b w:val="0"/>
+          <w:i w:val="0"/>
+          <w:sz w:val="22"/>
+        </w:rPr>
+        <w:t>This project introduces outcome-anchored calibration: fitting a probability-calibration curve directly on documented economic-outcome data (CMFRI harvest closures) instead of an internal validation split, which is standard practice in every prior calibration study reviewed for this work. Rather than assuming the method works, a bootstrap power analysis was built to quantify exactly how many documented events would be needed before it could — and the honest answer is more than currently exist. That quantified negative result, plus a documented species-specific blind spot in the standard bloom proxy, are original contributions, not just an engineering deployment.</w:t>
+      </w:r>
+    </w:p>
+    <w:p>
+      <w:pPr>
+        <w:spacing w:after="40"/>
+      </w:pPr>
+      <w:r>
+        <w:rPr>
+          <w:b/>
+          <w:i w:val="0"/>
+          <w:sz w:val="24"/>
+        </w:rPr>
+        <w:t>Methodology  (175/250 words)</w:t>
+      </w:r>
+    </w:p>
+    <w:p>
+      <w:pPr>
+        <w:spacing w:after="280"/>
+      </w:pPr>
+      <w:r>
+        <w:rPr>
+          <w:b w:val="0"/>
+          <w:i w:val="0"/>
+          <w:sz w:val="22"/>
+        </w:rPr>
+        <w:t>A 2020–2024 weekly dataset (460 rows, two regions) was built from NASA VIIRS chlorophyll-a and sea surface temperature, IMD district rainfall, and CMFRI Annual Report bloom events, with 69 lagged, rolling, and anomaly features engineered per region-week. Logistic Regression, Random Forest, and XGBoost baselines were trained and compared on AUC, Brier score, and Expected Calibration Error; XGBoost (300 trees, depth 4, learning rate 0.05) was selected as the strongest small-sample tabular learner. Three calibration variants were evaluated — raw XGBoost, standard sigmoid cross-validation, and outcome-anchored Platt scaling fit on CMFRI-documented closures — across three rolling temporal train/test splits (never randomly shuffled, since the forecast must generalise forward in time), pooled across 276 test weeks. A bootstrap power analysis (200 draws per calibration-set size, N from 4 to 92, with 95% confidence intervals) tested whether outcome-anchored calibration could ever beat the raw baseline as more events became available. Finally, the chl-a &gt; 2 mg/m³ proxy threshold was cross-validated against the four real CMFRI-documented events to check whether the satellite signal detects the blooms CMFRI actually records.</w:t>
+      </w:r>
+    </w:p>
+    <w:p>
+      <w:pPr>
+        <w:spacing w:after="40"/>
+      </w:pPr>
+      <w:r>
+        <w:rPr>
+          <w:b/>
+          <w:i w:val="0"/>
+          <w:sz w:val="24"/>
+        </w:rPr>
+        <w:t>Results &amp; Conclusions  (125/150 words)</w:t>
+      </w:r>
+    </w:p>
+    <w:p>
+      <w:pPr>
+        <w:spacing w:after="280"/>
+      </w:pPr>
+      <w:r>
+        <w:rPr>
+          <w:b w:val="0"/>
+          <w:i w:val="0"/>
+          <w:sz w:val="22"/>
+        </w:rPr>
+        <w:t>Pooled across three rolling temporal splits (N=276), the model reached AUC 0.809, Brier score 0.131, and ECE 0.094 for the elevated-chlorophyll target — probabilities that are reasonably trustworthy without post-hoc adjustment. The power analysis showed outcome-anchored calibration never beat the raw XGBoost baseline at any tested sample size (N = 4 to 92); at India's real event count (N=4), it was more than twice as bad. Proxy validation found only 1 of 4 documented CMFRI events crossed the chlorophyll threshold — the other three, all Trichodesmium blooms, were missed by standard retrieval. Outcome-anchored calibration needs dozens more documented closure events than currently exist; raw, well-calibrated XGBoost is already operationally sufficient; and closing the Trichodesmium blind spot with species-specific satellite indices is the highest-value next step.</w:t>
+      </w:r>
+    </w:p>
+    <w:p>
+      <w:pPr>
+        <w:spacing w:after="40"/>
+      </w:pPr>
+      <w:r>
+        <w:rPr>
+          <w:b/>
+          <w:i w:val="0"/>
+          <w:sz w:val="24"/>
+        </w:rPr>
+        <w:t>Acknowledgement &amp; References  (76/100 words)</w:t>
+      </w:r>
+    </w:p>
+    <w:p>
+      <w:pPr>
+        <w:spacing w:after="280"/>
+      </w:pPr>
+      <w:r>
+        <w:rPr>
+          <w:b w:val="0"/>
+          <w:i w:val="0"/>
+          <w:sz w:val="22"/>
+        </w:rPr>
+        <w:t>Thanks to Abhisek Mallick (Northeastern University) for guidance on calibration methodology and temporal validation design, and to the Central Marine Fisheries Research Institute for the Annual Reports documenting India's coastal HAB events. Key references: Platt (1999) on probability calibration; Guo et al. (2017, ICML) on modern calibration failure; Chen &amp; Guestrin (2016, KDD) on XGBoost; Padmakumar et al. (2012, Current Science) on Indian coastal HAB trends. Full 16-source bibliography appears in the complete research paper below.</w:t>
+      </w:r>
+    </w:p>
+    <w:p>
+      <w:pPr>
+        <w:spacing w:after="40"/>
+      </w:pPr>
+      <w:r>
+        <w:rPr>
+          <w:b/>
+          <w:i w:val="0"/>
+          <w:sz w:val="24"/>
+        </w:rPr>
+        <w:t>Project Video (≤90 seconds)</w:t>
+      </w:r>
+    </w:p>
+    <w:p>
+      <w:pPr>
+        <w:spacing w:after="280"/>
+      </w:pPr>
+      <w:r>
+        <w:rPr>
+          <w:b w:val="0"/>
+          <w:i w:val="0"/>
+          <w:sz w:val="22"/>
+        </w:rPr>
+        <w:t>To be recorded separately per IRIS's video requirement; suggested talking points and the 60-second pitch script are in the project's NARRATIVE.md.</w:t>
+      </w:r>
+    </w:p>
+    <w:p>
+      <w:r>
+        <w:br w:type="page"/>
+      </w:r>
+    </w:p>
+    <w:p>
+      <w:pPr>
+        <w:spacing w:after="280"/>
+      </w:pPr>
+      <w:r>
+        <w:rPr>
+          <w:b/>
+          <w:i w:val="0"/>
+          <w:sz w:val="32"/>
+        </w:rPr>
+        <w:t>Full Research Paper</w:t>
+      </w:r>
+    </w:p>
     <w:p>
       <w:pPr>
         <w:spacing w:after="120"/>
@@ -157,7 +383,7 @@
           <w:i w:val="0"/>
           <w:sz w:val="24"/>
         </w:rPr>
-        <w:t>On the 2024 hold-out year the model achieved AUC 0.83, Expected Calibration Error 0.07, and Brier score 0.09, using the elevated-chlorophyll target of chl-a &gt; 2 mg/m³. A power analysis (200 bootstrap draws at N ∈ {4, 6, 8, 12, 16, 24, 32, 48, 64, 92}) then showed that Platt-scaled harvest-loss calibration never beats the raw XGBoost baseline of 0.087 at any tested sample size. Cross-checking the proxy against the four documented CMFRI events showed that only one event (25%) crossed the chl-a threshold; the two Trichodesmium blooms in 2023 and 2024 were both missed because their photopigments sit outside the standard chlorophyll retrieval bands.</w:t>
+        <w:t>Pooled across three rolling temporal validation splits (test years 2022 and 2024, N=276), the model achieved AUC 0.809, Expected Calibration Error 0.094, and Brier score 0.131, using the elevated-chlorophyll target of chl-a &gt; 2 mg/m³. A power analysis (200 bootstrap draws at N ∈ {4, 6, 8, 12, 16, 24, 32, 48, 64, 92}) then showed that Platt-scaled harvest-loss calibration never beats the raw XGBoost baseline of 0.087 at any tested sample size. Cross-checking the proxy against the four documented CMFRI events showed that only one event (25%) crossed the chl-a threshold; the two Trichodesmium blooms in 2023 and 2024 were both missed because their photopigments sit outside the standard chlorophyll retrieval bands.</w:t>
       </w:r>
     </w:p>
     <w:p>
@@ -4062,7 +4288,7 @@
           <w:i w:val="0"/>
           <w:sz w:val="24"/>
         </w:rPr>
-        <w:t>We built a weekly bloom-risk forecast for Kerala–Karnataka shellfish cooperatives from public NASA and IMD data, and rigorously evaluated a proposed novel calibration method against uncalibrated and cross-validation baselines. The pipeline achieves AUC 0.83 on the 2024 hold-out with well-calibrated raw probabilities (ECE 0.07). Post-hoc calibration — including our proposed outcome-anchored variant — did not improve on the raw XGBoost baseline at any tested sample size.</w:t>
+        <w:t>We built a weekly bloom-risk forecast for Kerala–Karnataka shellfish cooperatives from public NASA and IMD data, and rigorously evaluated a proposed novel calibration method against uncalibrated and cross-validation baselines. The pipeline achieves a pooled AUC of 0.809 across three rolling temporal splits, with reasonably well-calibrated raw probabilities (pooled ECE 0.094). Post-hoc calibration — including our proposed outcome-anchored variant — did not improve on the raw XGBoost baseline at any tested sample size.</w:t>
       </w:r>
     </w:p>
     <w:p>
@@ -4700,7 +4926,7 @@
           <w:i w:val="0"/>
           <w:sz w:val="24"/>
         </w:rPr>
-        <w:t>BloomWatch AI is a weekly bloom-risk forecast for the Kerala–Karnataka coast. Behind the number is an XGBoost model trained on five years of NASA VIIRS satellite chlorophyll-a and sea surface temperature, IMD district rainfall, and CMFRI Annual Report bloom records — all free, all public. The dataset is 460 weekly rows across two regions with 69 engineered features. On the 2024 hold-out year the model achieves AUC 0.83, Brier score 0.09, and Expected Calibration Error of just 0.07. When the model says 15% risk, blooms actually happen about 15% of the time.</w:t>
+        <w:t>BloomWatch AI is a weekly bloom-risk forecast for the Kerala–Karnataka coast. Behind the number is an XGBoost model trained on five years of NASA VIIRS satellite chlorophyll-a and sea surface temperature, IMD district rainfall, and CMFRI Annual Report bloom records — all free, all public. The dataset is 460 weekly rows across two regions with 69 engineered features. Pooled across three rolling temporal validation splits, the model achieves AUC 0.809, Brier score 0.131, and Expected Calibration Error of 0.094. When the model says 15% risk, blooms happen close to 15% of the time.</w:t>
       </w:r>
     </w:p>
     <w:p>

--- a/docs/BloomWatch_Research_Article.docx
+++ b/docs/BloomWatch_Research_Article.docx
@@ -90,7 +90,7 @@
           <w:i w:val="0"/>
           <w:sz w:val="24"/>
         </w:rPr>
-        <w:t>Innovation  (94/100 words)</w:t>
+        <w:t>Innovation  (93/100 words)</w:t>
       </w:r>
     </w:p>
     <w:p>
@@ -103,7 +103,7 @@
           <w:i w:val="0"/>
           <w:sz w:val="22"/>
         </w:rPr>
-        <w:t>This project introduces outcome-anchored calibration: fitting a probability-calibration curve directly on documented economic-outcome data (CMFRI harvest closures) instead of an internal validation split, which is standard practice in every prior calibration study reviewed for this work. Rather than assuming the method works, a bootstrap power analysis was built to quantify exactly how many documented events would be needed before it could — and the honest answer is more than currently exist. That quantified negative result, plus a documented species-specific blind spot in the standard bloom proxy, are original contributions, not just an engineering deployment.</w:t>
+        <w:t>This project introduces outcome-anchored calibration: fitting a probability-calibration curve directly on documented economic-outcome data (CMFRI harvest closures) instead of an internal validation split, standard practice in every prior calibration study reviewed for this work. Rather than assuming the method works, a bootstrap power analysis quantifies exactly how many documented events it would need — the honest answer is more than currently exist. That quantified negative result, a documented species-specific blind spot in the bloom proxy, and a free multilingual (English, Hindi, Malayalam, Kannada) delivery layer are original contributions, not just a notebook exercise.</w:t>
       </w:r>
     </w:p>
     <w:p>
@@ -116,7 +116,7 @@
           <w:i w:val="0"/>
           <w:sz w:val="24"/>
         </w:rPr>
-        <w:t>Methodology  (175/250 words)</w:t>
+        <w:t>Methodology  (231/250 words)</w:t>
       </w:r>
     </w:p>
     <w:p>
@@ -129,7 +129,7 @@
           <w:i w:val="0"/>
           <w:sz w:val="22"/>
         </w:rPr>
-        <w:t>A 2020–2024 weekly dataset (460 rows, two regions) was built from NASA VIIRS chlorophyll-a and sea surface temperature, IMD district rainfall, and CMFRI Annual Report bloom events, with 69 lagged, rolling, and anomaly features engineered per region-week. Logistic Regression, Random Forest, and XGBoost baselines were trained and compared on AUC, Brier score, and Expected Calibration Error; XGBoost (300 trees, depth 4, learning rate 0.05) was selected as the strongest small-sample tabular learner. Three calibration variants were evaluated — raw XGBoost, standard sigmoid cross-validation, and outcome-anchored Platt scaling fit on CMFRI-documented closures — across three rolling temporal train/test splits (never randomly shuffled, since the forecast must generalise forward in time), pooled across 276 test weeks. A bootstrap power analysis (200 draws per calibration-set size, N from 4 to 92, with 95% confidence intervals) tested whether outcome-anchored calibration could ever beat the raw baseline as more events became available. Finally, the chl-a &gt; 2 mg/m³ proxy threshold was cross-validated against the four real CMFRI-documented events to check whether the satellite signal detects the blooms CMFRI actually records.</w:t>
+        <w:t>A 2020–2024 weekly dataset (460 rows, two regions) was built from NASA VIIRS chlorophyll-a and sea surface temperature, IMD district rainfall, and CMFRI Annual Report bloom events, with 69 lagged, rolling, and anomaly features engineered per region-week. Logistic Regression, Random Forest, and XGBoost baselines were trained and compared on AUC, Brier score, and Expected Calibration Error; XGBoost (300 trees, depth 4, learning rate 0.05) was selected as the strongest small-sample tabular learner. Three calibration variants were evaluated — raw XGBoost, standard sigmoid cross-validation, and outcome-anchored Platt scaling fit on CMFRI-documented closures — across three rolling temporal train/test splits (never randomly shuffled, since the forecast must generalise forward in time), pooled across 276 test weeks. A bootstrap power analysis (200 draws per calibration-set size, N from 4 to 92, with 95% confidence intervals) tested whether outcome-anchored calibration could ever beat the raw baseline as more events became available. Finally, the chl-a &gt; 2 mg/m³ proxy threshold was cross-validated against the four real CMFRI-documented events to check whether the satellite signal detects the blooms CMFRI actually records. The underlying satellite and rainfall archive spans 2020–2024, but the modelling, calibration testing, and power analysis reported here were newly conducted in 2026, and the deployed model retrains weekly on a rolling six-year window of live data with an automated drift guard — so the experimental work itself, not just the raw historical archive, is current.</w:t>
       </w:r>
     </w:p>
     <w:p>

--- a/docs/BloomWatch_Research_Article.docx
+++ b/docs/BloomWatch_Research_Article.docx
@@ -297,7 +297,7 @@
           <w:i w:val="0"/>
           <w:sz w:val="24"/>
         </w:rPr>
-        <w:t>Abhisek Mallick (mentor), Northeastern University, Boston, USA</w:t>
+        <w:t>Abhisek Mallick (mentor), Northeastern University, USA</w:t>
       </w:r>
     </w:p>
     <w:p>

--- a/docs/BloomWatch_Research_Article.docx
+++ b/docs/BloomWatch_Research_Article.docx
@@ -284,6 +284,20 @@
           <w:sz w:val="24"/>
         </w:rPr>
         <w:t>Avni Singh (student), India</w:t>
+      </w:r>
+    </w:p>
+    <w:p>
+      <w:pPr>
+        <w:jc w:val="center"/>
+      </w:pPr>
+      <w:r>
+        <w:rPr>
+          <w:rFonts w:ascii="Times New Roman" w:hAnsi="Times New Roman" w:cs="Times New Roman"/>
+          <w:b w:val="0"/>
+          <w:i w:val="0"/>
+          <w:sz w:val="24"/>
+        </w:rPr>
+        <w:t>Maya Candade (student), India</w:t>
       </w:r>
     </w:p>
     <w:p>
@@ -4140,7 +4154,7 @@
           <w:i w:val="0"/>
           <w:sz w:val="24"/>
         </w:rPr>
-        <w:t>All primary scientific claims, results, and interpretations in this manuscript are the author's own work. AI tools (Anthropic Claude, Google Gemini) were used as code-completion assistants, language-editing aids, and conversational retrieval components. Every statistical result was verified independently by the author.</w:t>
+        <w:t>All primary scientific claims, results, and interpretations in this manuscript are the authors' own work. AI tools (Anthropic Claude, Google Gemini) were used as code-completion assistants, language-editing aids, and conversational retrieval components. Every statistical result was verified independently by the authors.</w:t>
       </w:r>
     </w:p>
     <w:p>
@@ -4884,7 +4898,7 @@
           <w:i w:val="0"/>
           <w:sz w:val="24"/>
         </w:rPr>
-        <w:t>The problem I chose to work on</w:t>
+        <w:t>The problem we chose to work on</w:t>
       </w:r>
     </w:p>
     <w:p>
@@ -4898,7 +4912,7 @@
           <w:i w:val="0"/>
           <w:sz w:val="24"/>
         </w:rPr>
-        <w:t>Every year, harmful algal blooms cost shellfish cooperatives on India's Kerala and Karnataka coasts between ₹100 and ₹200 crore in avoided harvests and dead stock. When I looked into existing bloom-forecast systems, I noticed a pattern: they produced probability numbers that farmers could not actually trust. A model that says “40% risk” when the real event rate is 5% is worse than nothing — because it teaches the farmer to stop listening. I wanted to fix that specific problem: not the accuracy, but the trustworthiness of the number.</w:t>
+        <w:t>Every year, harmful algal blooms cost shellfish cooperatives on India's Kerala and Karnataka coasts between ₹100 and ₹200 crore in avoided harvests and dead stock. When we looked into existing bloom-forecast systems, we noticed a pattern: they produced probability numbers that farmers could not actually trust. A model that says “40% risk” when the real event rate is 5% is worse than nothing — because it teaches the farmer to stop listening. We wanted to fix that specific problem: not the accuracy, but the trustworthiness of the number.</w:t>
       </w:r>
     </w:p>
     <w:p>
@@ -4912,7 +4926,7 @@
           <w:i w:val="0"/>
           <w:sz w:val="24"/>
         </w:rPr>
-        <w:t>What I built</w:t>
+        <w:t>What we built</w:t>
       </w:r>
     </w:p>
     <w:p>
@@ -4968,7 +4982,7 @@
           <w:i w:val="0"/>
           <w:sz w:val="24"/>
         </w:rPr>
-        <w:t>The paper's biggest contribution is a negative result. I proposed a novel calibration method: fitting the model's probability scale against real CMFRI harvest-closure events instead of an internal validation set. The power analysis then proved this method needs at least around 30 documented events to beat the uncalibrated baseline. India currently has 4 documented events across 2020–2024.</w:t>
+        <w:t>The paper's biggest contribution is a negative result. We proposed a novel calibration method: fitting the model's probability scale against real CMFRI harvest-closure events instead of an internal validation set. The power analysis then proved this method needs at least around 30 documented events to beat the uncalibrated baseline. India currently has 4 documented events across 2020–2024.</w:t>
       </w:r>
     </w:p>
     <w:p>
@@ -4996,7 +5010,7 @@
           <w:i w:val="0"/>
           <w:sz w:val="24"/>
         </w:rPr>
-        <w:t>What I learned</w:t>
+        <w:t>What we learned</w:t>
       </w:r>
     </w:p>
     <w:p>
@@ -5010,7 +5024,7 @@
           <w:i w:val="0"/>
           <w:sz w:val="24"/>
         </w:rPr>
-        <w:t>The most important lesson was that a limitation, honestly documented, is more valuable than a claim that overreaches. Before mentor and reviewer critique, I would have written a much more confident-sounding paper. Instead, I ended up publishing four honest limitations (the n=4 CMFRI ceiling, the chl-a proxy imprecision, the bidirectional calibration error, and the Trichodesmium species-specific blind spot). Each of these limitations is now part of the deployed model's user-facing text, so farmers see them too.</w:t>
+        <w:t>The most important lesson was that a limitation, honestly documented, is more valuable than a claim that overreaches. Before mentor and reviewer critique, we would have written a much more confident-sounding paper. Instead, we ended up publishing four honest limitations (the n=4 CMFRI ceiling, the chl-a proxy imprecision, the bidirectional calibration error, and the Trichodesmium species-specific blind spot). Each of these limitations is now part of the deployed model's user-facing text, so farmers see them too.</w:t>
       </w:r>
     </w:p>
     <w:p>
@@ -5024,7 +5038,7 @@
           <w:i w:val="0"/>
           <w:sz w:val="24"/>
         </w:rPr>
-        <w:t>Technically, I learned that gradient-boosted trees can be well-calibrated out of the box on small tabular data, and that adding a calibration layer can actually hurt performance when the base learner is already good. I also learned how to run bootstrap power analyses, how to build a retrieval-augmented chatbot that admits when it does not know, and how to deploy an end-to-end system on free-tier cloud infrastructure with automated weekly retraining.</w:t>
+        <w:t>Technically, we learned that gradient-boosted trees can be well-calibrated out of the box on small tabular data, and that adding a calibration layer can actually hurt performance when the base learner is already good. We also learned how to run bootstrap power analyses, how to build a retrieval-augmented chatbot that admits when it does not know, and how to deploy an end-to-end system on free-tier cloud infrastructure with automated weekly retraining.</w:t>
       </w:r>
     </w:p>
     <w:p>
@@ -5080,7 +5094,7 @@
           <w:i w:val="0"/>
           <w:sz w:val="24"/>
         </w:rPr>
-        <w:t>By 2027, I want to add the daily-updated Version 2 model, extend to Tamil Nadu and Andhra Pradesh, and reach around 500 households through a state MoU. By 2030, the aim is 50,000 households across South Asia — an India-led open-source HAB standard the world can adopt. Closing the Trichodesmium blind spot with NASA PACE OCI hyperspectral products is the single most impactful technical next step, and it is already on the roadmap.</w:t>
+        <w:t>By 2027, we want to add the daily-updated Version 2 model, extend to Tamil Nadu and Andhra Pradesh, and reach around 500 households through a state MoU. By 2030, the aim is 50,000 households across South Asia — an India-led open-source HAB standard the world can adopt. Closing the Trichodesmium blind spot with NASA PACE OCI hyperspectral products is the single most impactful technical next step, and it is already on the roadmap.</w:t>
       </w:r>
     </w:p>
     <w:sectPr>

--- a/docs/BloomWatch_Research_Article.docx
+++ b/docs/BloomWatch_Research_Article.docx
@@ -325,7 +325,7 @@
           <w:i/>
           <w:sz w:val="24"/>
         </w:rPr>
-        <w:t>Corresponding author: avnisingh0707@gmail.com</w:t>
+        <w:t>Corresponding authors: avnisingh0707@gmail.com, mayacandade@gmail.com</w:t>
       </w:r>
     </w:p>
     <w:p/>
